--- a/Levels and Descriptors/مستويات و واصفات الأطار AR.docx
+++ b/Levels and Descriptors/مستويات و واصفات الأطار AR.docx
@@ -81,7 +81,7 @@
         <w:tc>
           <w:tcPr>
             <w:tcW w:w="1068" w:type="dxa"/>
-            <w:shd w:val="clear" w:color="auto" w:fill="BDD6EE" w:themeFill="accent5" w:themeFillTint="66"/>
+            <w:shd w:val="clear" w:color="auto" w:fill="538135" w:themeFill="accent6" w:themeFillShade="BF"/>
             <w:vAlign w:val="center"/>
           </w:tcPr>
           <w:p>
@@ -92,16 +92,18 @@
                 <w:rFonts w:eastAsia="Times New Roman" w:cstheme="minorHAnsi"/>
                 <w:b/>
                 <w:bCs/>
-                <w:sz w:val="28"/>
-                <w:szCs w:val="28"/>
-                <w:rtl/>
-              </w:rPr>
-            </w:pPr>
-            <w:r>
-              <w:rPr>
-                <w:rFonts w:eastAsia="Times New Roman" w:cstheme="minorHAnsi"/>
-                <w:b/>
-                <w:bCs/>
+                <w:color w:val="FFFFFF" w:themeColor="background1"/>
+                <w:sz w:val="28"/>
+                <w:szCs w:val="28"/>
+                <w:rtl/>
+              </w:rPr>
+            </w:pPr>
+            <w:r>
+              <w:rPr>
+                <w:rFonts w:eastAsia="Times New Roman" w:cstheme="minorHAnsi"/>
+                <w:b/>
+                <w:bCs/>
+                <w:color w:val="FFFFFF" w:themeColor="background1"/>
                 <w:sz w:val="28"/>
                 <w:szCs w:val="28"/>
                 <w:rtl/>
@@ -113,7 +115,7 @@
         <w:tc>
           <w:tcPr>
             <w:tcW w:w="1770" w:type="dxa"/>
-            <w:shd w:val="clear" w:color="auto" w:fill="BDD6EE" w:themeFill="accent5" w:themeFillTint="66"/>
+            <w:shd w:val="clear" w:color="auto" w:fill="538135" w:themeFill="accent6" w:themeFillShade="BF"/>
             <w:vAlign w:val="center"/>
           </w:tcPr>
           <w:p>
@@ -124,16 +126,18 @@
                 <w:rFonts w:eastAsia="Times New Roman" w:cstheme="minorHAnsi"/>
                 <w:b/>
                 <w:bCs/>
-                <w:sz w:val="28"/>
-                <w:szCs w:val="28"/>
-                <w:rtl/>
-              </w:rPr>
-            </w:pPr>
-            <w:r>
-              <w:rPr>
-                <w:rFonts w:eastAsia="Times New Roman" w:cstheme="minorHAnsi"/>
-                <w:b/>
-                <w:bCs/>
+                <w:color w:val="FFFFFF" w:themeColor="background1"/>
+                <w:sz w:val="28"/>
+                <w:szCs w:val="28"/>
+                <w:rtl/>
+              </w:rPr>
+            </w:pPr>
+            <w:r>
+              <w:rPr>
+                <w:rFonts w:eastAsia="Times New Roman" w:cstheme="minorHAnsi"/>
+                <w:b/>
+                <w:bCs/>
+                <w:color w:val="FFFFFF" w:themeColor="background1"/>
                 <w:sz w:val="28"/>
                 <w:szCs w:val="28"/>
                 <w:rtl/>
@@ -145,7 +149,7 @@
         <w:tc>
           <w:tcPr>
             <w:tcW w:w="1984" w:type="dxa"/>
-            <w:shd w:val="clear" w:color="auto" w:fill="BDD6EE" w:themeFill="accent5" w:themeFillTint="66"/>
+            <w:shd w:val="clear" w:color="auto" w:fill="538135" w:themeFill="accent6" w:themeFillShade="BF"/>
             <w:vAlign w:val="center"/>
           </w:tcPr>
           <w:p>
@@ -156,16 +160,18 @@
                 <w:rFonts w:eastAsia="Times New Roman" w:cstheme="minorHAnsi"/>
                 <w:b/>
                 <w:bCs/>
-                <w:sz w:val="28"/>
-                <w:szCs w:val="28"/>
-                <w:rtl/>
-              </w:rPr>
-            </w:pPr>
-            <w:r>
-              <w:rPr>
-                <w:rFonts w:eastAsia="Times New Roman" w:cstheme="minorHAnsi"/>
-                <w:b/>
-                <w:bCs/>
+                <w:color w:val="FFFFFF" w:themeColor="background1"/>
+                <w:sz w:val="28"/>
+                <w:szCs w:val="28"/>
+                <w:rtl/>
+              </w:rPr>
+            </w:pPr>
+            <w:r>
+              <w:rPr>
+                <w:rFonts w:eastAsia="Times New Roman" w:cstheme="minorHAnsi"/>
+                <w:b/>
+                <w:bCs/>
+                <w:color w:val="FFFFFF" w:themeColor="background1"/>
                 <w:sz w:val="28"/>
                 <w:szCs w:val="28"/>
                 <w:rtl/>
@@ -177,7 +183,7 @@
         <w:tc>
           <w:tcPr>
             <w:tcW w:w="1701" w:type="dxa"/>
-            <w:shd w:val="clear" w:color="auto" w:fill="BDD6EE" w:themeFill="accent5" w:themeFillTint="66"/>
+            <w:shd w:val="clear" w:color="auto" w:fill="538135" w:themeFill="accent6" w:themeFillShade="BF"/>
             <w:vAlign w:val="center"/>
           </w:tcPr>
           <w:p>
@@ -188,16 +194,18 @@
                 <w:rFonts w:eastAsia="Times New Roman" w:cstheme="minorHAnsi"/>
                 <w:b/>
                 <w:bCs/>
-                <w:sz w:val="28"/>
-                <w:szCs w:val="28"/>
-                <w:rtl/>
-              </w:rPr>
-            </w:pPr>
-            <w:r>
-              <w:rPr>
-                <w:rFonts w:eastAsia="Times New Roman" w:cstheme="minorHAnsi"/>
-                <w:b/>
-                <w:bCs/>
+                <w:color w:val="FFFFFF" w:themeColor="background1"/>
+                <w:sz w:val="28"/>
+                <w:szCs w:val="28"/>
+                <w:rtl/>
+              </w:rPr>
+            </w:pPr>
+            <w:r>
+              <w:rPr>
+                <w:rFonts w:eastAsia="Times New Roman" w:cstheme="minorHAnsi"/>
+                <w:b/>
+                <w:bCs/>
+                <w:color w:val="FFFFFF" w:themeColor="background1"/>
                 <w:sz w:val="28"/>
                 <w:szCs w:val="28"/>
                 <w:rtl/>
@@ -209,7 +217,7 @@
         <w:tc>
           <w:tcPr>
             <w:tcW w:w="2549" w:type="dxa"/>
-            <w:shd w:val="clear" w:color="auto" w:fill="BDD6EE" w:themeFill="accent5" w:themeFillTint="66"/>
+            <w:shd w:val="clear" w:color="auto" w:fill="538135" w:themeFill="accent6" w:themeFillShade="BF"/>
             <w:vAlign w:val="center"/>
           </w:tcPr>
           <w:p>
@@ -220,16 +228,18 @@
                 <w:rFonts w:eastAsia="Times New Roman" w:cstheme="minorHAnsi"/>
                 <w:b/>
                 <w:bCs/>
-                <w:sz w:val="28"/>
-                <w:szCs w:val="28"/>
-                <w:rtl/>
-              </w:rPr>
-            </w:pPr>
-            <w:r>
-              <w:rPr>
-                <w:rFonts w:eastAsia="Times New Roman" w:cstheme="minorHAnsi"/>
-                <w:b/>
-                <w:bCs/>
+                <w:color w:val="FFFFFF" w:themeColor="background1"/>
+                <w:sz w:val="28"/>
+                <w:szCs w:val="28"/>
+                <w:rtl/>
+              </w:rPr>
+            </w:pPr>
+            <w:r>
+              <w:rPr>
+                <w:rFonts w:eastAsia="Times New Roman" w:cstheme="minorHAnsi"/>
+                <w:b/>
+                <w:bCs/>
+                <w:color w:val="FFFFFF" w:themeColor="background1"/>
                 <w:sz w:val="28"/>
                 <w:szCs w:val="28"/>
                 <w:rtl/>
@@ -253,7 +263,7 @@
               <w:spacing w:before="100" w:beforeAutospacing="1" w:after="100" w:afterAutospacing="1"/>
               <w:jc w:val="center"/>
               <w:rPr>
-                <w:rFonts w:eastAsia="Times New Roman" w:cstheme="minorHAnsi" w:hint="cs"/>
+                <w:rFonts w:eastAsia="Times New Roman" w:cstheme="minorHAnsi"/>
                 <w:b/>
                 <w:bCs/>
                 <w:sz w:val="24"/>
@@ -805,7 +815,7 @@
         <w:tc>
           <w:tcPr>
             <w:tcW w:w="1068" w:type="dxa"/>
-            <w:shd w:val="clear" w:color="auto" w:fill="BDD6EE" w:themeFill="accent5" w:themeFillTint="66"/>
+            <w:shd w:val="clear" w:color="auto" w:fill="538135" w:themeFill="accent6" w:themeFillShade="BF"/>
             <w:vAlign w:val="center"/>
           </w:tcPr>
           <w:p>
@@ -816,16 +826,18 @@
                 <w:rFonts w:eastAsia="Times New Roman" w:cstheme="minorHAnsi"/>
                 <w:b/>
                 <w:bCs/>
-                <w:sz w:val="28"/>
-                <w:szCs w:val="28"/>
-                <w:rtl/>
-              </w:rPr>
-            </w:pPr>
-            <w:r>
-              <w:rPr>
-                <w:rFonts w:eastAsia="Times New Roman" w:cstheme="minorHAnsi"/>
-                <w:b/>
-                <w:bCs/>
+                <w:color w:val="FFFFFF" w:themeColor="background1"/>
+                <w:sz w:val="28"/>
+                <w:szCs w:val="28"/>
+                <w:rtl/>
+              </w:rPr>
+            </w:pPr>
+            <w:r>
+              <w:rPr>
+                <w:rFonts w:eastAsia="Times New Roman" w:cstheme="minorHAnsi"/>
+                <w:b/>
+                <w:bCs/>
+                <w:color w:val="FFFFFF" w:themeColor="background1"/>
                 <w:sz w:val="28"/>
                 <w:szCs w:val="28"/>
                 <w:rtl/>
@@ -837,7 +849,7 @@
         <w:tc>
           <w:tcPr>
             <w:tcW w:w="1770" w:type="dxa"/>
-            <w:shd w:val="clear" w:color="auto" w:fill="BDD6EE" w:themeFill="accent5" w:themeFillTint="66"/>
+            <w:shd w:val="clear" w:color="auto" w:fill="538135" w:themeFill="accent6" w:themeFillShade="BF"/>
             <w:vAlign w:val="center"/>
           </w:tcPr>
           <w:p>
@@ -848,16 +860,18 @@
                 <w:rFonts w:eastAsia="Times New Roman" w:cstheme="minorHAnsi"/>
                 <w:b/>
                 <w:bCs/>
-                <w:sz w:val="28"/>
-                <w:szCs w:val="28"/>
-                <w:rtl/>
-              </w:rPr>
-            </w:pPr>
-            <w:r>
-              <w:rPr>
-                <w:rFonts w:eastAsia="Times New Roman" w:cstheme="minorHAnsi"/>
-                <w:b/>
-                <w:bCs/>
+                <w:color w:val="FFFFFF" w:themeColor="background1"/>
+                <w:sz w:val="28"/>
+                <w:szCs w:val="28"/>
+                <w:rtl/>
+              </w:rPr>
+            </w:pPr>
+            <w:r>
+              <w:rPr>
+                <w:rFonts w:eastAsia="Times New Roman" w:cstheme="minorHAnsi"/>
+                <w:b/>
+                <w:bCs/>
+                <w:color w:val="FFFFFF" w:themeColor="background1"/>
                 <w:sz w:val="28"/>
                 <w:szCs w:val="28"/>
                 <w:rtl/>
@@ -869,7 +883,7 @@
         <w:tc>
           <w:tcPr>
             <w:tcW w:w="1984" w:type="dxa"/>
-            <w:shd w:val="clear" w:color="auto" w:fill="BDD6EE" w:themeFill="accent5" w:themeFillTint="66"/>
+            <w:shd w:val="clear" w:color="auto" w:fill="538135" w:themeFill="accent6" w:themeFillShade="BF"/>
             <w:vAlign w:val="center"/>
           </w:tcPr>
           <w:p>
@@ -880,16 +894,18 @@
                 <w:rFonts w:eastAsia="Times New Roman" w:cstheme="minorHAnsi"/>
                 <w:b/>
                 <w:bCs/>
-                <w:sz w:val="28"/>
-                <w:szCs w:val="28"/>
-                <w:rtl/>
-              </w:rPr>
-            </w:pPr>
-            <w:r>
-              <w:rPr>
-                <w:rFonts w:eastAsia="Times New Roman" w:cstheme="minorHAnsi"/>
-                <w:b/>
-                <w:bCs/>
+                <w:color w:val="FFFFFF" w:themeColor="background1"/>
+                <w:sz w:val="28"/>
+                <w:szCs w:val="28"/>
+                <w:rtl/>
+              </w:rPr>
+            </w:pPr>
+            <w:r>
+              <w:rPr>
+                <w:rFonts w:eastAsia="Times New Roman" w:cstheme="minorHAnsi"/>
+                <w:b/>
+                <w:bCs/>
+                <w:color w:val="FFFFFF" w:themeColor="background1"/>
                 <w:sz w:val="28"/>
                 <w:szCs w:val="28"/>
                 <w:rtl/>
@@ -901,7 +917,7 @@
         <w:tc>
           <w:tcPr>
             <w:tcW w:w="1701" w:type="dxa"/>
-            <w:shd w:val="clear" w:color="auto" w:fill="BDD6EE" w:themeFill="accent5" w:themeFillTint="66"/>
+            <w:shd w:val="clear" w:color="auto" w:fill="538135" w:themeFill="accent6" w:themeFillShade="BF"/>
             <w:vAlign w:val="center"/>
           </w:tcPr>
           <w:p>
@@ -912,16 +928,18 @@
                 <w:rFonts w:eastAsia="Times New Roman" w:cstheme="minorHAnsi"/>
                 <w:b/>
                 <w:bCs/>
-                <w:sz w:val="28"/>
-                <w:szCs w:val="28"/>
-                <w:rtl/>
-              </w:rPr>
-            </w:pPr>
-            <w:r>
-              <w:rPr>
-                <w:rFonts w:eastAsia="Times New Roman" w:cstheme="minorHAnsi"/>
-                <w:b/>
-                <w:bCs/>
+                <w:color w:val="FFFFFF" w:themeColor="background1"/>
+                <w:sz w:val="28"/>
+                <w:szCs w:val="28"/>
+                <w:rtl/>
+              </w:rPr>
+            </w:pPr>
+            <w:r>
+              <w:rPr>
+                <w:rFonts w:eastAsia="Times New Roman" w:cstheme="minorHAnsi"/>
+                <w:b/>
+                <w:bCs/>
+                <w:color w:val="FFFFFF" w:themeColor="background1"/>
                 <w:sz w:val="28"/>
                 <w:szCs w:val="28"/>
                 <w:rtl/>
@@ -933,7 +951,7 @@
         <w:tc>
           <w:tcPr>
             <w:tcW w:w="2549" w:type="dxa"/>
-            <w:shd w:val="clear" w:color="auto" w:fill="BDD6EE" w:themeFill="accent5" w:themeFillTint="66"/>
+            <w:shd w:val="clear" w:color="auto" w:fill="538135" w:themeFill="accent6" w:themeFillShade="BF"/>
             <w:vAlign w:val="center"/>
           </w:tcPr>
           <w:p>
@@ -944,16 +962,18 @@
                 <w:rFonts w:eastAsia="Times New Roman" w:cstheme="minorHAnsi"/>
                 <w:b/>
                 <w:bCs/>
-                <w:sz w:val="28"/>
-                <w:szCs w:val="28"/>
-                <w:rtl/>
-              </w:rPr>
-            </w:pPr>
-            <w:r>
-              <w:rPr>
-                <w:rFonts w:eastAsia="Times New Roman" w:cstheme="minorHAnsi"/>
-                <w:b/>
-                <w:bCs/>
+                <w:color w:val="FFFFFF" w:themeColor="background1"/>
+                <w:sz w:val="28"/>
+                <w:szCs w:val="28"/>
+                <w:rtl/>
+              </w:rPr>
+            </w:pPr>
+            <w:r>
+              <w:rPr>
+                <w:rFonts w:eastAsia="Times New Roman" w:cstheme="minorHAnsi"/>
+                <w:b/>
+                <w:bCs/>
+                <w:color w:val="FFFFFF" w:themeColor="background1"/>
                 <w:sz w:val="28"/>
                 <w:szCs w:val="28"/>
                 <w:rtl/>
@@ -977,7 +997,7 @@
               <w:spacing w:before="100" w:beforeAutospacing="1" w:after="100" w:afterAutospacing="1"/>
               <w:jc w:val="center"/>
               <w:rPr>
-                <w:rFonts w:eastAsia="Times New Roman" w:cstheme="minorHAnsi" w:hint="cs"/>
+                <w:rFonts w:eastAsia="Times New Roman" w:cstheme="minorHAnsi"/>
                 <w:b/>
                 <w:bCs/>
                 <w:sz w:val="24"/>
@@ -1457,7 +1477,7 @@
         <w:tc>
           <w:tcPr>
             <w:tcW w:w="1068" w:type="dxa"/>
-            <w:shd w:val="clear" w:color="auto" w:fill="BDD6EE" w:themeFill="accent5" w:themeFillTint="66"/>
+            <w:shd w:val="clear" w:color="auto" w:fill="538135" w:themeFill="accent6" w:themeFillShade="BF"/>
             <w:vAlign w:val="center"/>
           </w:tcPr>
           <w:p>
@@ -1468,16 +1488,18 @@
                 <w:rFonts w:eastAsia="Times New Roman" w:cstheme="minorHAnsi"/>
                 <w:b/>
                 <w:bCs/>
-                <w:sz w:val="28"/>
-                <w:szCs w:val="28"/>
-                <w:rtl/>
-              </w:rPr>
-            </w:pPr>
-            <w:r>
-              <w:rPr>
-                <w:rFonts w:eastAsia="Times New Roman" w:cstheme="minorHAnsi"/>
-                <w:b/>
-                <w:bCs/>
+                <w:color w:val="FFFFFF" w:themeColor="background1"/>
+                <w:sz w:val="28"/>
+                <w:szCs w:val="28"/>
+                <w:rtl/>
+              </w:rPr>
+            </w:pPr>
+            <w:r>
+              <w:rPr>
+                <w:rFonts w:eastAsia="Times New Roman" w:cstheme="minorHAnsi"/>
+                <w:b/>
+                <w:bCs/>
+                <w:color w:val="FFFFFF" w:themeColor="background1"/>
                 <w:sz w:val="28"/>
                 <w:szCs w:val="28"/>
                 <w:rtl/>
@@ -1490,7 +1512,7 @@
         <w:tc>
           <w:tcPr>
             <w:tcW w:w="1770" w:type="dxa"/>
-            <w:shd w:val="clear" w:color="auto" w:fill="BDD6EE" w:themeFill="accent5" w:themeFillTint="66"/>
+            <w:shd w:val="clear" w:color="auto" w:fill="538135" w:themeFill="accent6" w:themeFillShade="BF"/>
             <w:vAlign w:val="center"/>
           </w:tcPr>
           <w:p>
@@ -1501,16 +1523,18 @@
                 <w:rFonts w:eastAsia="Times New Roman" w:cstheme="minorHAnsi"/>
                 <w:b/>
                 <w:bCs/>
-                <w:sz w:val="28"/>
-                <w:szCs w:val="28"/>
-                <w:rtl/>
-              </w:rPr>
-            </w:pPr>
-            <w:r>
-              <w:rPr>
-                <w:rFonts w:eastAsia="Times New Roman" w:cstheme="minorHAnsi"/>
-                <w:b/>
-                <w:bCs/>
+                <w:color w:val="FFFFFF" w:themeColor="background1"/>
+                <w:sz w:val="28"/>
+                <w:szCs w:val="28"/>
+                <w:rtl/>
+              </w:rPr>
+            </w:pPr>
+            <w:r>
+              <w:rPr>
+                <w:rFonts w:eastAsia="Times New Roman" w:cstheme="minorHAnsi"/>
+                <w:b/>
+                <w:bCs/>
+                <w:color w:val="FFFFFF" w:themeColor="background1"/>
                 <w:sz w:val="28"/>
                 <w:szCs w:val="28"/>
                 <w:rtl/>
@@ -1522,7 +1546,7 @@
         <w:tc>
           <w:tcPr>
             <w:tcW w:w="1984" w:type="dxa"/>
-            <w:shd w:val="clear" w:color="auto" w:fill="BDD6EE" w:themeFill="accent5" w:themeFillTint="66"/>
+            <w:shd w:val="clear" w:color="auto" w:fill="538135" w:themeFill="accent6" w:themeFillShade="BF"/>
             <w:vAlign w:val="center"/>
           </w:tcPr>
           <w:p>
@@ -1533,16 +1557,18 @@
                 <w:rFonts w:eastAsia="Times New Roman" w:cstheme="minorHAnsi"/>
                 <w:b/>
                 <w:bCs/>
-                <w:sz w:val="28"/>
-                <w:szCs w:val="28"/>
-                <w:rtl/>
-              </w:rPr>
-            </w:pPr>
-            <w:r>
-              <w:rPr>
-                <w:rFonts w:eastAsia="Times New Roman" w:cstheme="minorHAnsi"/>
-                <w:b/>
-                <w:bCs/>
+                <w:color w:val="FFFFFF" w:themeColor="background1"/>
+                <w:sz w:val="28"/>
+                <w:szCs w:val="28"/>
+                <w:rtl/>
+              </w:rPr>
+            </w:pPr>
+            <w:r>
+              <w:rPr>
+                <w:rFonts w:eastAsia="Times New Roman" w:cstheme="minorHAnsi"/>
+                <w:b/>
+                <w:bCs/>
+                <w:color w:val="FFFFFF" w:themeColor="background1"/>
                 <w:sz w:val="28"/>
                 <w:szCs w:val="28"/>
                 <w:rtl/>
@@ -1554,7 +1580,7 @@
         <w:tc>
           <w:tcPr>
             <w:tcW w:w="1701" w:type="dxa"/>
-            <w:shd w:val="clear" w:color="auto" w:fill="BDD6EE" w:themeFill="accent5" w:themeFillTint="66"/>
+            <w:shd w:val="clear" w:color="auto" w:fill="538135" w:themeFill="accent6" w:themeFillShade="BF"/>
             <w:vAlign w:val="center"/>
           </w:tcPr>
           <w:p>
@@ -1565,16 +1591,18 @@
                 <w:rFonts w:eastAsia="Times New Roman" w:cstheme="minorHAnsi"/>
                 <w:b/>
                 <w:bCs/>
-                <w:sz w:val="28"/>
-                <w:szCs w:val="28"/>
-                <w:rtl/>
-              </w:rPr>
-            </w:pPr>
-            <w:r>
-              <w:rPr>
-                <w:rFonts w:eastAsia="Times New Roman" w:cstheme="minorHAnsi"/>
-                <w:b/>
-                <w:bCs/>
+                <w:color w:val="FFFFFF" w:themeColor="background1"/>
+                <w:sz w:val="28"/>
+                <w:szCs w:val="28"/>
+                <w:rtl/>
+              </w:rPr>
+            </w:pPr>
+            <w:r>
+              <w:rPr>
+                <w:rFonts w:eastAsia="Times New Roman" w:cstheme="minorHAnsi"/>
+                <w:b/>
+                <w:bCs/>
+                <w:color w:val="FFFFFF" w:themeColor="background1"/>
                 <w:sz w:val="28"/>
                 <w:szCs w:val="28"/>
                 <w:rtl/>
@@ -1586,7 +1614,7 @@
         <w:tc>
           <w:tcPr>
             <w:tcW w:w="2549" w:type="dxa"/>
-            <w:shd w:val="clear" w:color="auto" w:fill="BDD6EE" w:themeFill="accent5" w:themeFillTint="66"/>
+            <w:shd w:val="clear" w:color="auto" w:fill="538135" w:themeFill="accent6" w:themeFillShade="BF"/>
             <w:vAlign w:val="center"/>
           </w:tcPr>
           <w:p>
@@ -1597,16 +1625,18 @@
                 <w:rFonts w:eastAsia="Times New Roman" w:cstheme="minorHAnsi"/>
                 <w:b/>
                 <w:bCs/>
-                <w:sz w:val="28"/>
-                <w:szCs w:val="28"/>
-                <w:rtl/>
-              </w:rPr>
-            </w:pPr>
-            <w:r>
-              <w:rPr>
-                <w:rFonts w:eastAsia="Times New Roman" w:cstheme="minorHAnsi"/>
-                <w:b/>
-                <w:bCs/>
+                <w:color w:val="FFFFFF" w:themeColor="background1"/>
+                <w:sz w:val="28"/>
+                <w:szCs w:val="28"/>
+                <w:rtl/>
+              </w:rPr>
+            </w:pPr>
+            <w:r>
+              <w:rPr>
+                <w:rFonts w:eastAsia="Times New Roman" w:cstheme="minorHAnsi"/>
+                <w:b/>
+                <w:bCs/>
+                <w:color w:val="FFFFFF" w:themeColor="background1"/>
                 <w:sz w:val="28"/>
                 <w:szCs w:val="28"/>
                 <w:rtl/>
@@ -2110,7 +2140,7 @@
         <w:tc>
           <w:tcPr>
             <w:tcW w:w="1068" w:type="dxa"/>
-            <w:shd w:val="clear" w:color="auto" w:fill="BDD6EE" w:themeFill="accent5" w:themeFillTint="66"/>
+            <w:shd w:val="clear" w:color="auto" w:fill="538135" w:themeFill="accent6" w:themeFillShade="BF"/>
             <w:vAlign w:val="center"/>
           </w:tcPr>
           <w:p>
@@ -2121,16 +2151,18 @@
                 <w:rFonts w:eastAsia="Times New Roman" w:cstheme="minorHAnsi"/>
                 <w:b/>
                 <w:bCs/>
-                <w:sz w:val="28"/>
-                <w:szCs w:val="28"/>
-                <w:rtl/>
-              </w:rPr>
-            </w:pPr>
-            <w:r>
-              <w:rPr>
-                <w:rFonts w:eastAsia="Times New Roman" w:cstheme="minorHAnsi"/>
-                <w:b/>
-                <w:bCs/>
+                <w:color w:val="FFFFFF" w:themeColor="background1"/>
+                <w:sz w:val="28"/>
+                <w:szCs w:val="28"/>
+                <w:rtl/>
+              </w:rPr>
+            </w:pPr>
+            <w:r>
+              <w:rPr>
+                <w:rFonts w:eastAsia="Times New Roman" w:cstheme="minorHAnsi"/>
+                <w:b/>
+                <w:bCs/>
+                <w:color w:val="FFFFFF" w:themeColor="background1"/>
                 <w:sz w:val="28"/>
                 <w:szCs w:val="28"/>
                 <w:rtl/>
@@ -2142,7 +2174,7 @@
         <w:tc>
           <w:tcPr>
             <w:tcW w:w="1770" w:type="dxa"/>
-            <w:shd w:val="clear" w:color="auto" w:fill="BDD6EE" w:themeFill="accent5" w:themeFillTint="66"/>
+            <w:shd w:val="clear" w:color="auto" w:fill="538135" w:themeFill="accent6" w:themeFillShade="BF"/>
             <w:vAlign w:val="center"/>
           </w:tcPr>
           <w:p>
@@ -2153,16 +2185,18 @@
                 <w:rFonts w:eastAsia="Times New Roman" w:cstheme="minorHAnsi"/>
                 <w:b/>
                 <w:bCs/>
-                <w:sz w:val="28"/>
-                <w:szCs w:val="28"/>
-                <w:rtl/>
-              </w:rPr>
-            </w:pPr>
-            <w:r>
-              <w:rPr>
-                <w:rFonts w:eastAsia="Times New Roman" w:cstheme="minorHAnsi"/>
-                <w:b/>
-                <w:bCs/>
+                <w:color w:val="FFFFFF" w:themeColor="background1"/>
+                <w:sz w:val="28"/>
+                <w:szCs w:val="28"/>
+                <w:rtl/>
+              </w:rPr>
+            </w:pPr>
+            <w:r>
+              <w:rPr>
+                <w:rFonts w:eastAsia="Times New Roman" w:cstheme="minorHAnsi"/>
+                <w:b/>
+                <w:bCs/>
+                <w:color w:val="FFFFFF" w:themeColor="background1"/>
                 <w:sz w:val="28"/>
                 <w:szCs w:val="28"/>
                 <w:rtl/>
@@ -2174,7 +2208,7 @@
         <w:tc>
           <w:tcPr>
             <w:tcW w:w="1984" w:type="dxa"/>
-            <w:shd w:val="clear" w:color="auto" w:fill="BDD6EE" w:themeFill="accent5" w:themeFillTint="66"/>
+            <w:shd w:val="clear" w:color="auto" w:fill="538135" w:themeFill="accent6" w:themeFillShade="BF"/>
             <w:vAlign w:val="center"/>
           </w:tcPr>
           <w:p>
@@ -2185,16 +2219,18 @@
                 <w:rFonts w:eastAsia="Times New Roman" w:cstheme="minorHAnsi"/>
                 <w:b/>
                 <w:bCs/>
-                <w:sz w:val="28"/>
-                <w:szCs w:val="28"/>
-                <w:rtl/>
-              </w:rPr>
-            </w:pPr>
-            <w:r>
-              <w:rPr>
-                <w:rFonts w:eastAsia="Times New Roman" w:cstheme="minorHAnsi"/>
-                <w:b/>
-                <w:bCs/>
+                <w:color w:val="FFFFFF" w:themeColor="background1"/>
+                <w:sz w:val="28"/>
+                <w:szCs w:val="28"/>
+                <w:rtl/>
+              </w:rPr>
+            </w:pPr>
+            <w:r>
+              <w:rPr>
+                <w:rFonts w:eastAsia="Times New Roman" w:cstheme="minorHAnsi"/>
+                <w:b/>
+                <w:bCs/>
+                <w:color w:val="FFFFFF" w:themeColor="background1"/>
                 <w:sz w:val="28"/>
                 <w:szCs w:val="28"/>
                 <w:rtl/>
@@ -2206,7 +2242,7 @@
         <w:tc>
           <w:tcPr>
             <w:tcW w:w="1701" w:type="dxa"/>
-            <w:shd w:val="clear" w:color="auto" w:fill="BDD6EE" w:themeFill="accent5" w:themeFillTint="66"/>
+            <w:shd w:val="clear" w:color="auto" w:fill="538135" w:themeFill="accent6" w:themeFillShade="BF"/>
             <w:vAlign w:val="center"/>
           </w:tcPr>
           <w:p>
@@ -2217,16 +2253,18 @@
                 <w:rFonts w:eastAsia="Times New Roman" w:cstheme="minorHAnsi"/>
                 <w:b/>
                 <w:bCs/>
-                <w:sz w:val="28"/>
-                <w:szCs w:val="28"/>
-                <w:rtl/>
-              </w:rPr>
-            </w:pPr>
-            <w:r>
-              <w:rPr>
-                <w:rFonts w:eastAsia="Times New Roman" w:cstheme="minorHAnsi"/>
-                <w:b/>
-                <w:bCs/>
+                <w:color w:val="FFFFFF" w:themeColor="background1"/>
+                <w:sz w:val="28"/>
+                <w:szCs w:val="28"/>
+                <w:rtl/>
+              </w:rPr>
+            </w:pPr>
+            <w:r>
+              <w:rPr>
+                <w:rFonts w:eastAsia="Times New Roman" w:cstheme="minorHAnsi"/>
+                <w:b/>
+                <w:bCs/>
+                <w:color w:val="FFFFFF" w:themeColor="background1"/>
                 <w:sz w:val="28"/>
                 <w:szCs w:val="28"/>
                 <w:rtl/>
@@ -2238,7 +2276,7 @@
         <w:tc>
           <w:tcPr>
             <w:tcW w:w="2549" w:type="dxa"/>
-            <w:shd w:val="clear" w:color="auto" w:fill="BDD6EE" w:themeFill="accent5" w:themeFillTint="66"/>
+            <w:shd w:val="clear" w:color="auto" w:fill="538135" w:themeFill="accent6" w:themeFillShade="BF"/>
             <w:vAlign w:val="center"/>
           </w:tcPr>
           <w:p>
@@ -2249,16 +2287,18 @@
                 <w:rFonts w:eastAsia="Times New Roman" w:cstheme="minorHAnsi"/>
                 <w:b/>
                 <w:bCs/>
-                <w:sz w:val="28"/>
-                <w:szCs w:val="28"/>
-                <w:rtl/>
-              </w:rPr>
-            </w:pPr>
-            <w:r>
-              <w:rPr>
-                <w:rFonts w:eastAsia="Times New Roman" w:cstheme="minorHAnsi"/>
-                <w:b/>
-                <w:bCs/>
+                <w:color w:val="FFFFFF" w:themeColor="background1"/>
+                <w:sz w:val="28"/>
+                <w:szCs w:val="28"/>
+                <w:rtl/>
+              </w:rPr>
+            </w:pPr>
+            <w:r>
+              <w:rPr>
+                <w:rFonts w:eastAsia="Times New Roman" w:cstheme="minorHAnsi"/>
+                <w:b/>
+                <w:bCs/>
+                <w:color w:val="FFFFFF" w:themeColor="background1"/>
                 <w:sz w:val="28"/>
                 <w:szCs w:val="28"/>
                 <w:rtl/>
@@ -2920,7 +2960,7 @@
         <w:tc>
           <w:tcPr>
             <w:tcW w:w="1068" w:type="dxa"/>
-            <w:shd w:val="clear" w:color="auto" w:fill="BDD6EE" w:themeFill="accent5" w:themeFillTint="66"/>
+            <w:shd w:val="clear" w:color="auto" w:fill="538135" w:themeFill="accent6" w:themeFillShade="BF"/>
             <w:vAlign w:val="center"/>
           </w:tcPr>
           <w:p>
@@ -2931,16 +2971,18 @@
                 <w:rFonts w:eastAsia="Times New Roman" w:cstheme="minorHAnsi"/>
                 <w:b/>
                 <w:bCs/>
-                <w:sz w:val="28"/>
-                <w:szCs w:val="28"/>
-                <w:rtl/>
-              </w:rPr>
-            </w:pPr>
-            <w:r>
-              <w:rPr>
-                <w:rFonts w:eastAsia="Times New Roman" w:cstheme="minorHAnsi"/>
-                <w:b/>
-                <w:bCs/>
+                <w:color w:val="FFFFFF" w:themeColor="background1"/>
+                <w:sz w:val="28"/>
+                <w:szCs w:val="28"/>
+                <w:rtl/>
+              </w:rPr>
+            </w:pPr>
+            <w:r>
+              <w:rPr>
+                <w:rFonts w:eastAsia="Times New Roman" w:cstheme="minorHAnsi"/>
+                <w:b/>
+                <w:bCs/>
+                <w:color w:val="FFFFFF" w:themeColor="background1"/>
                 <w:sz w:val="28"/>
                 <w:szCs w:val="28"/>
                 <w:rtl/>
@@ -2952,7 +2994,7 @@
         <w:tc>
           <w:tcPr>
             <w:tcW w:w="1770" w:type="dxa"/>
-            <w:shd w:val="clear" w:color="auto" w:fill="BDD6EE" w:themeFill="accent5" w:themeFillTint="66"/>
+            <w:shd w:val="clear" w:color="auto" w:fill="538135" w:themeFill="accent6" w:themeFillShade="BF"/>
             <w:vAlign w:val="center"/>
           </w:tcPr>
           <w:p>
@@ -2963,16 +3005,18 @@
                 <w:rFonts w:eastAsia="Times New Roman" w:cstheme="minorHAnsi"/>
                 <w:b/>
                 <w:bCs/>
-                <w:sz w:val="28"/>
-                <w:szCs w:val="28"/>
-                <w:rtl/>
-              </w:rPr>
-            </w:pPr>
-            <w:r>
-              <w:rPr>
-                <w:rFonts w:eastAsia="Times New Roman" w:cstheme="minorHAnsi"/>
-                <w:b/>
-                <w:bCs/>
+                <w:color w:val="FFFFFF" w:themeColor="background1"/>
+                <w:sz w:val="28"/>
+                <w:szCs w:val="28"/>
+                <w:rtl/>
+              </w:rPr>
+            </w:pPr>
+            <w:r>
+              <w:rPr>
+                <w:rFonts w:eastAsia="Times New Roman" w:cstheme="minorHAnsi"/>
+                <w:b/>
+                <w:bCs/>
+                <w:color w:val="FFFFFF" w:themeColor="background1"/>
                 <w:sz w:val="28"/>
                 <w:szCs w:val="28"/>
                 <w:rtl/>
@@ -2984,7 +3028,7 @@
         <w:tc>
           <w:tcPr>
             <w:tcW w:w="1984" w:type="dxa"/>
-            <w:shd w:val="clear" w:color="auto" w:fill="BDD6EE" w:themeFill="accent5" w:themeFillTint="66"/>
+            <w:shd w:val="clear" w:color="auto" w:fill="538135" w:themeFill="accent6" w:themeFillShade="BF"/>
             <w:vAlign w:val="center"/>
           </w:tcPr>
           <w:p>
@@ -2995,16 +3039,18 @@
                 <w:rFonts w:eastAsia="Times New Roman" w:cstheme="minorHAnsi"/>
                 <w:b/>
                 <w:bCs/>
-                <w:sz w:val="28"/>
-                <w:szCs w:val="28"/>
-                <w:rtl/>
-              </w:rPr>
-            </w:pPr>
-            <w:r>
-              <w:rPr>
-                <w:rFonts w:eastAsia="Times New Roman" w:cstheme="minorHAnsi"/>
-                <w:b/>
-                <w:bCs/>
+                <w:color w:val="FFFFFF" w:themeColor="background1"/>
+                <w:sz w:val="28"/>
+                <w:szCs w:val="28"/>
+                <w:rtl/>
+              </w:rPr>
+            </w:pPr>
+            <w:r>
+              <w:rPr>
+                <w:rFonts w:eastAsia="Times New Roman" w:cstheme="minorHAnsi"/>
+                <w:b/>
+                <w:bCs/>
+                <w:color w:val="FFFFFF" w:themeColor="background1"/>
                 <w:sz w:val="28"/>
                 <w:szCs w:val="28"/>
                 <w:rtl/>
@@ -3016,7 +3062,7 @@
         <w:tc>
           <w:tcPr>
             <w:tcW w:w="1701" w:type="dxa"/>
-            <w:shd w:val="clear" w:color="auto" w:fill="BDD6EE" w:themeFill="accent5" w:themeFillTint="66"/>
+            <w:shd w:val="clear" w:color="auto" w:fill="538135" w:themeFill="accent6" w:themeFillShade="BF"/>
             <w:vAlign w:val="center"/>
           </w:tcPr>
           <w:p>
@@ -3027,16 +3073,18 @@
                 <w:rFonts w:eastAsia="Times New Roman" w:cstheme="minorHAnsi"/>
                 <w:b/>
                 <w:bCs/>
-                <w:sz w:val="28"/>
-                <w:szCs w:val="28"/>
-                <w:rtl/>
-              </w:rPr>
-            </w:pPr>
-            <w:r>
-              <w:rPr>
-                <w:rFonts w:eastAsia="Times New Roman" w:cstheme="minorHAnsi"/>
-                <w:b/>
-                <w:bCs/>
+                <w:color w:val="FFFFFF" w:themeColor="background1"/>
+                <w:sz w:val="28"/>
+                <w:szCs w:val="28"/>
+                <w:rtl/>
+              </w:rPr>
+            </w:pPr>
+            <w:r>
+              <w:rPr>
+                <w:rFonts w:eastAsia="Times New Roman" w:cstheme="minorHAnsi"/>
+                <w:b/>
+                <w:bCs/>
+                <w:color w:val="FFFFFF" w:themeColor="background1"/>
                 <w:sz w:val="28"/>
                 <w:szCs w:val="28"/>
                 <w:rtl/>
@@ -3048,7 +3096,7 @@
         <w:tc>
           <w:tcPr>
             <w:tcW w:w="2549" w:type="dxa"/>
-            <w:shd w:val="clear" w:color="auto" w:fill="BDD6EE" w:themeFill="accent5" w:themeFillTint="66"/>
+            <w:shd w:val="clear" w:color="auto" w:fill="538135" w:themeFill="accent6" w:themeFillShade="BF"/>
             <w:vAlign w:val="center"/>
           </w:tcPr>
           <w:p>
@@ -3059,16 +3107,18 @@
                 <w:rFonts w:eastAsia="Times New Roman" w:cstheme="minorHAnsi"/>
                 <w:b/>
                 <w:bCs/>
-                <w:sz w:val="28"/>
-                <w:szCs w:val="28"/>
-                <w:rtl/>
-              </w:rPr>
-            </w:pPr>
-            <w:r>
-              <w:rPr>
-                <w:rFonts w:eastAsia="Times New Roman" w:cstheme="minorHAnsi"/>
-                <w:b/>
-                <w:bCs/>
+                <w:color w:val="FFFFFF" w:themeColor="background1"/>
+                <w:sz w:val="28"/>
+                <w:szCs w:val="28"/>
+                <w:rtl/>
+              </w:rPr>
+            </w:pPr>
+            <w:r>
+              <w:rPr>
+                <w:rFonts w:eastAsia="Times New Roman" w:cstheme="minorHAnsi"/>
+                <w:b/>
+                <w:bCs/>
+                <w:color w:val="FFFFFF" w:themeColor="background1"/>
                 <w:sz w:val="28"/>
                 <w:szCs w:val="28"/>
                 <w:rtl/>
@@ -3705,7 +3755,7 @@
         <w:tc>
           <w:tcPr>
             <w:tcW w:w="1068" w:type="dxa"/>
-            <w:shd w:val="clear" w:color="auto" w:fill="BDD6EE" w:themeFill="accent5" w:themeFillTint="66"/>
+            <w:shd w:val="clear" w:color="auto" w:fill="538135" w:themeFill="accent6" w:themeFillShade="BF"/>
             <w:vAlign w:val="center"/>
           </w:tcPr>
           <w:p>
@@ -3716,16 +3766,18 @@
                 <w:rFonts w:eastAsia="Times New Roman" w:cstheme="minorHAnsi"/>
                 <w:b/>
                 <w:bCs/>
-                <w:sz w:val="28"/>
-                <w:szCs w:val="28"/>
-                <w:rtl/>
-              </w:rPr>
-            </w:pPr>
-            <w:r>
-              <w:rPr>
-                <w:rFonts w:eastAsia="Times New Roman" w:cstheme="minorHAnsi"/>
-                <w:b/>
-                <w:bCs/>
+                <w:color w:val="FFFFFF" w:themeColor="background1"/>
+                <w:sz w:val="28"/>
+                <w:szCs w:val="28"/>
+                <w:rtl/>
+              </w:rPr>
+            </w:pPr>
+            <w:r>
+              <w:rPr>
+                <w:rFonts w:eastAsia="Times New Roman" w:cstheme="minorHAnsi"/>
+                <w:b/>
+                <w:bCs/>
+                <w:color w:val="FFFFFF" w:themeColor="background1"/>
                 <w:sz w:val="28"/>
                 <w:szCs w:val="28"/>
                 <w:rtl/>
@@ -3737,7 +3789,7 @@
         <w:tc>
           <w:tcPr>
             <w:tcW w:w="1770" w:type="dxa"/>
-            <w:shd w:val="clear" w:color="auto" w:fill="BDD6EE" w:themeFill="accent5" w:themeFillTint="66"/>
+            <w:shd w:val="clear" w:color="auto" w:fill="538135" w:themeFill="accent6" w:themeFillShade="BF"/>
             <w:vAlign w:val="center"/>
           </w:tcPr>
           <w:p>
@@ -3748,16 +3800,18 @@
                 <w:rFonts w:eastAsia="Times New Roman" w:cstheme="minorHAnsi"/>
                 <w:b/>
                 <w:bCs/>
-                <w:sz w:val="28"/>
-                <w:szCs w:val="28"/>
-                <w:rtl/>
-              </w:rPr>
-            </w:pPr>
-            <w:r>
-              <w:rPr>
-                <w:rFonts w:eastAsia="Times New Roman" w:cstheme="minorHAnsi"/>
-                <w:b/>
-                <w:bCs/>
+                <w:color w:val="FFFFFF" w:themeColor="background1"/>
+                <w:sz w:val="28"/>
+                <w:szCs w:val="28"/>
+                <w:rtl/>
+              </w:rPr>
+            </w:pPr>
+            <w:r>
+              <w:rPr>
+                <w:rFonts w:eastAsia="Times New Roman" w:cstheme="minorHAnsi"/>
+                <w:b/>
+                <w:bCs/>
+                <w:color w:val="FFFFFF" w:themeColor="background1"/>
                 <w:sz w:val="28"/>
                 <w:szCs w:val="28"/>
                 <w:rtl/>
@@ -3769,7 +3823,7 @@
         <w:tc>
           <w:tcPr>
             <w:tcW w:w="1984" w:type="dxa"/>
-            <w:shd w:val="clear" w:color="auto" w:fill="BDD6EE" w:themeFill="accent5" w:themeFillTint="66"/>
+            <w:shd w:val="clear" w:color="auto" w:fill="538135" w:themeFill="accent6" w:themeFillShade="BF"/>
             <w:vAlign w:val="center"/>
           </w:tcPr>
           <w:p>
@@ -3780,16 +3834,18 @@
                 <w:rFonts w:eastAsia="Times New Roman" w:cstheme="minorHAnsi"/>
                 <w:b/>
                 <w:bCs/>
-                <w:sz w:val="28"/>
-                <w:szCs w:val="28"/>
-                <w:rtl/>
-              </w:rPr>
-            </w:pPr>
-            <w:r>
-              <w:rPr>
-                <w:rFonts w:eastAsia="Times New Roman" w:cstheme="minorHAnsi"/>
-                <w:b/>
-                <w:bCs/>
+                <w:color w:val="FFFFFF" w:themeColor="background1"/>
+                <w:sz w:val="28"/>
+                <w:szCs w:val="28"/>
+                <w:rtl/>
+              </w:rPr>
+            </w:pPr>
+            <w:r>
+              <w:rPr>
+                <w:rFonts w:eastAsia="Times New Roman" w:cstheme="minorHAnsi"/>
+                <w:b/>
+                <w:bCs/>
+                <w:color w:val="FFFFFF" w:themeColor="background1"/>
                 <w:sz w:val="28"/>
                 <w:szCs w:val="28"/>
                 <w:rtl/>
@@ -3801,7 +3857,7 @@
         <w:tc>
           <w:tcPr>
             <w:tcW w:w="1701" w:type="dxa"/>
-            <w:shd w:val="clear" w:color="auto" w:fill="BDD6EE" w:themeFill="accent5" w:themeFillTint="66"/>
+            <w:shd w:val="clear" w:color="auto" w:fill="538135" w:themeFill="accent6" w:themeFillShade="BF"/>
             <w:vAlign w:val="center"/>
           </w:tcPr>
           <w:p>
@@ -3812,16 +3868,18 @@
                 <w:rFonts w:eastAsia="Times New Roman" w:cstheme="minorHAnsi"/>
                 <w:b/>
                 <w:bCs/>
-                <w:sz w:val="28"/>
-                <w:szCs w:val="28"/>
-                <w:rtl/>
-              </w:rPr>
-            </w:pPr>
-            <w:r>
-              <w:rPr>
-                <w:rFonts w:eastAsia="Times New Roman" w:cstheme="minorHAnsi"/>
-                <w:b/>
-                <w:bCs/>
+                <w:color w:val="FFFFFF" w:themeColor="background1"/>
+                <w:sz w:val="28"/>
+                <w:szCs w:val="28"/>
+                <w:rtl/>
+              </w:rPr>
+            </w:pPr>
+            <w:r>
+              <w:rPr>
+                <w:rFonts w:eastAsia="Times New Roman" w:cstheme="minorHAnsi"/>
+                <w:b/>
+                <w:bCs/>
+                <w:color w:val="FFFFFF" w:themeColor="background1"/>
                 <w:sz w:val="28"/>
                 <w:szCs w:val="28"/>
                 <w:rtl/>
@@ -3833,7 +3891,7 @@
         <w:tc>
           <w:tcPr>
             <w:tcW w:w="2549" w:type="dxa"/>
-            <w:shd w:val="clear" w:color="auto" w:fill="BDD6EE" w:themeFill="accent5" w:themeFillTint="66"/>
+            <w:shd w:val="clear" w:color="auto" w:fill="538135" w:themeFill="accent6" w:themeFillShade="BF"/>
             <w:vAlign w:val="center"/>
           </w:tcPr>
           <w:p>
@@ -3844,16 +3902,18 @@
                 <w:rFonts w:eastAsia="Times New Roman" w:cstheme="minorHAnsi"/>
                 <w:b/>
                 <w:bCs/>
-                <w:sz w:val="28"/>
-                <w:szCs w:val="28"/>
-                <w:rtl/>
-              </w:rPr>
-            </w:pPr>
-            <w:r>
-              <w:rPr>
-                <w:rFonts w:eastAsia="Times New Roman" w:cstheme="minorHAnsi"/>
-                <w:b/>
-                <w:bCs/>
+                <w:color w:val="FFFFFF" w:themeColor="background1"/>
+                <w:sz w:val="28"/>
+                <w:szCs w:val="28"/>
+                <w:rtl/>
+              </w:rPr>
+            </w:pPr>
+            <w:r>
+              <w:rPr>
+                <w:rFonts w:eastAsia="Times New Roman" w:cstheme="minorHAnsi"/>
+                <w:b/>
+                <w:bCs/>
+                <w:color w:val="FFFFFF" w:themeColor="background1"/>
                 <w:sz w:val="28"/>
                 <w:szCs w:val="28"/>
                 <w:rtl/>
@@ -4390,7 +4450,7 @@
         <w:tc>
           <w:tcPr>
             <w:tcW w:w="1068" w:type="dxa"/>
-            <w:shd w:val="clear" w:color="auto" w:fill="BDD6EE" w:themeFill="accent5" w:themeFillTint="66"/>
+            <w:shd w:val="clear" w:color="auto" w:fill="538135" w:themeFill="accent6" w:themeFillShade="BF"/>
             <w:vAlign w:val="center"/>
           </w:tcPr>
           <w:p>
@@ -4401,16 +4461,18 @@
                 <w:rFonts w:eastAsia="Times New Roman" w:cstheme="minorHAnsi"/>
                 <w:b/>
                 <w:bCs/>
-                <w:sz w:val="28"/>
-                <w:szCs w:val="28"/>
-                <w:rtl/>
-              </w:rPr>
-            </w:pPr>
-            <w:r>
-              <w:rPr>
-                <w:rFonts w:eastAsia="Times New Roman" w:cstheme="minorHAnsi"/>
-                <w:b/>
-                <w:bCs/>
+                <w:color w:val="FFFFFF" w:themeColor="background1"/>
+                <w:sz w:val="28"/>
+                <w:szCs w:val="28"/>
+                <w:rtl/>
+              </w:rPr>
+            </w:pPr>
+            <w:r>
+              <w:rPr>
+                <w:rFonts w:eastAsia="Times New Roman" w:cstheme="minorHAnsi"/>
+                <w:b/>
+                <w:bCs/>
+                <w:color w:val="FFFFFF" w:themeColor="background1"/>
                 <w:sz w:val="28"/>
                 <w:szCs w:val="28"/>
                 <w:rtl/>
@@ -4422,7 +4484,7 @@
         <w:tc>
           <w:tcPr>
             <w:tcW w:w="1770" w:type="dxa"/>
-            <w:shd w:val="clear" w:color="auto" w:fill="BDD6EE" w:themeFill="accent5" w:themeFillTint="66"/>
+            <w:shd w:val="clear" w:color="auto" w:fill="538135" w:themeFill="accent6" w:themeFillShade="BF"/>
             <w:vAlign w:val="center"/>
           </w:tcPr>
           <w:p>
@@ -4433,16 +4495,18 @@
                 <w:rFonts w:eastAsia="Times New Roman" w:cstheme="minorHAnsi"/>
                 <w:b/>
                 <w:bCs/>
-                <w:sz w:val="28"/>
-                <w:szCs w:val="28"/>
-                <w:rtl/>
-              </w:rPr>
-            </w:pPr>
-            <w:r>
-              <w:rPr>
-                <w:rFonts w:eastAsia="Times New Roman" w:cstheme="minorHAnsi"/>
-                <w:b/>
-                <w:bCs/>
+                <w:color w:val="FFFFFF" w:themeColor="background1"/>
+                <w:sz w:val="28"/>
+                <w:szCs w:val="28"/>
+                <w:rtl/>
+              </w:rPr>
+            </w:pPr>
+            <w:r>
+              <w:rPr>
+                <w:rFonts w:eastAsia="Times New Roman" w:cstheme="minorHAnsi"/>
+                <w:b/>
+                <w:bCs/>
+                <w:color w:val="FFFFFF" w:themeColor="background1"/>
                 <w:sz w:val="28"/>
                 <w:szCs w:val="28"/>
                 <w:rtl/>
@@ -4454,7 +4518,7 @@
         <w:tc>
           <w:tcPr>
             <w:tcW w:w="1984" w:type="dxa"/>
-            <w:shd w:val="clear" w:color="auto" w:fill="BDD6EE" w:themeFill="accent5" w:themeFillTint="66"/>
+            <w:shd w:val="clear" w:color="auto" w:fill="538135" w:themeFill="accent6" w:themeFillShade="BF"/>
             <w:vAlign w:val="center"/>
           </w:tcPr>
           <w:p>
@@ -4465,16 +4529,18 @@
                 <w:rFonts w:eastAsia="Times New Roman" w:cstheme="minorHAnsi"/>
                 <w:b/>
                 <w:bCs/>
-                <w:sz w:val="28"/>
-                <w:szCs w:val="28"/>
-                <w:rtl/>
-              </w:rPr>
-            </w:pPr>
-            <w:r>
-              <w:rPr>
-                <w:rFonts w:eastAsia="Times New Roman" w:cstheme="minorHAnsi"/>
-                <w:b/>
-                <w:bCs/>
+                <w:color w:val="FFFFFF" w:themeColor="background1"/>
+                <w:sz w:val="28"/>
+                <w:szCs w:val="28"/>
+                <w:rtl/>
+              </w:rPr>
+            </w:pPr>
+            <w:r>
+              <w:rPr>
+                <w:rFonts w:eastAsia="Times New Roman" w:cstheme="minorHAnsi"/>
+                <w:b/>
+                <w:bCs/>
+                <w:color w:val="FFFFFF" w:themeColor="background1"/>
                 <w:sz w:val="28"/>
                 <w:szCs w:val="28"/>
                 <w:rtl/>
@@ -4486,7 +4552,7 @@
         <w:tc>
           <w:tcPr>
             <w:tcW w:w="1701" w:type="dxa"/>
-            <w:shd w:val="clear" w:color="auto" w:fill="BDD6EE" w:themeFill="accent5" w:themeFillTint="66"/>
+            <w:shd w:val="clear" w:color="auto" w:fill="538135" w:themeFill="accent6" w:themeFillShade="BF"/>
             <w:vAlign w:val="center"/>
           </w:tcPr>
           <w:p>
@@ -4497,16 +4563,18 @@
                 <w:rFonts w:eastAsia="Times New Roman" w:cstheme="minorHAnsi"/>
                 <w:b/>
                 <w:bCs/>
-                <w:sz w:val="28"/>
-                <w:szCs w:val="28"/>
-                <w:rtl/>
-              </w:rPr>
-            </w:pPr>
-            <w:r>
-              <w:rPr>
-                <w:rFonts w:eastAsia="Times New Roman" w:cstheme="minorHAnsi"/>
-                <w:b/>
-                <w:bCs/>
+                <w:color w:val="FFFFFF" w:themeColor="background1"/>
+                <w:sz w:val="28"/>
+                <w:szCs w:val="28"/>
+                <w:rtl/>
+              </w:rPr>
+            </w:pPr>
+            <w:r>
+              <w:rPr>
+                <w:rFonts w:eastAsia="Times New Roman" w:cstheme="minorHAnsi"/>
+                <w:b/>
+                <w:bCs/>
+                <w:color w:val="FFFFFF" w:themeColor="background1"/>
                 <w:sz w:val="28"/>
                 <w:szCs w:val="28"/>
                 <w:rtl/>
@@ -4518,7 +4586,7 @@
         <w:tc>
           <w:tcPr>
             <w:tcW w:w="2549" w:type="dxa"/>
-            <w:shd w:val="clear" w:color="auto" w:fill="BDD6EE" w:themeFill="accent5" w:themeFillTint="66"/>
+            <w:shd w:val="clear" w:color="auto" w:fill="538135" w:themeFill="accent6" w:themeFillShade="BF"/>
             <w:vAlign w:val="center"/>
           </w:tcPr>
           <w:p>
@@ -4529,16 +4597,18 @@
                 <w:rFonts w:eastAsia="Times New Roman" w:cstheme="minorHAnsi"/>
                 <w:b/>
                 <w:bCs/>
-                <w:sz w:val="28"/>
-                <w:szCs w:val="28"/>
-                <w:rtl/>
-              </w:rPr>
-            </w:pPr>
-            <w:r>
-              <w:rPr>
-                <w:rFonts w:eastAsia="Times New Roman" w:cstheme="minorHAnsi"/>
-                <w:b/>
-                <w:bCs/>
+                <w:color w:val="FFFFFF" w:themeColor="background1"/>
+                <w:sz w:val="28"/>
+                <w:szCs w:val="28"/>
+                <w:rtl/>
+              </w:rPr>
+            </w:pPr>
+            <w:r>
+              <w:rPr>
+                <w:rFonts w:eastAsia="Times New Roman" w:cstheme="minorHAnsi"/>
+                <w:b/>
+                <w:bCs/>
+                <w:color w:val="FFFFFF" w:themeColor="background1"/>
                 <w:sz w:val="28"/>
                 <w:szCs w:val="28"/>
                 <w:rtl/>
@@ -5109,7 +5179,7 @@
         <w:tc>
           <w:tcPr>
             <w:tcW w:w="1068" w:type="dxa"/>
-            <w:shd w:val="clear" w:color="auto" w:fill="BDD6EE" w:themeFill="accent5" w:themeFillTint="66"/>
+            <w:shd w:val="clear" w:color="auto" w:fill="538135" w:themeFill="accent6" w:themeFillShade="BF"/>
             <w:vAlign w:val="center"/>
           </w:tcPr>
           <w:p>
@@ -5120,16 +5190,18 @@
                 <w:rFonts w:eastAsia="Times New Roman" w:cstheme="minorHAnsi"/>
                 <w:b/>
                 <w:bCs/>
-                <w:sz w:val="28"/>
-                <w:szCs w:val="28"/>
-                <w:rtl/>
-              </w:rPr>
-            </w:pPr>
-            <w:r>
-              <w:rPr>
-                <w:rFonts w:eastAsia="Times New Roman" w:cstheme="minorHAnsi"/>
-                <w:b/>
-                <w:bCs/>
+                <w:color w:val="FFFFFF" w:themeColor="background1"/>
+                <w:sz w:val="28"/>
+                <w:szCs w:val="28"/>
+                <w:rtl/>
+              </w:rPr>
+            </w:pPr>
+            <w:r>
+              <w:rPr>
+                <w:rFonts w:eastAsia="Times New Roman" w:cstheme="minorHAnsi"/>
+                <w:b/>
+                <w:bCs/>
+                <w:color w:val="FFFFFF" w:themeColor="background1"/>
                 <w:sz w:val="28"/>
                 <w:szCs w:val="28"/>
                 <w:rtl/>
@@ -5141,7 +5213,7 @@
         <w:tc>
           <w:tcPr>
             <w:tcW w:w="1770" w:type="dxa"/>
-            <w:shd w:val="clear" w:color="auto" w:fill="BDD6EE" w:themeFill="accent5" w:themeFillTint="66"/>
+            <w:shd w:val="clear" w:color="auto" w:fill="538135" w:themeFill="accent6" w:themeFillShade="BF"/>
             <w:vAlign w:val="center"/>
           </w:tcPr>
           <w:p>
@@ -5152,16 +5224,18 @@
                 <w:rFonts w:eastAsia="Times New Roman" w:cstheme="minorHAnsi"/>
                 <w:b/>
                 <w:bCs/>
-                <w:sz w:val="28"/>
-                <w:szCs w:val="28"/>
-                <w:rtl/>
-              </w:rPr>
-            </w:pPr>
-            <w:r>
-              <w:rPr>
-                <w:rFonts w:eastAsia="Times New Roman" w:cstheme="minorHAnsi"/>
-                <w:b/>
-                <w:bCs/>
+                <w:color w:val="FFFFFF" w:themeColor="background1"/>
+                <w:sz w:val="28"/>
+                <w:szCs w:val="28"/>
+                <w:rtl/>
+              </w:rPr>
+            </w:pPr>
+            <w:r>
+              <w:rPr>
+                <w:rFonts w:eastAsia="Times New Roman" w:cstheme="minorHAnsi"/>
+                <w:b/>
+                <w:bCs/>
+                <w:color w:val="FFFFFF" w:themeColor="background1"/>
                 <w:sz w:val="28"/>
                 <w:szCs w:val="28"/>
                 <w:rtl/>
@@ -5173,7 +5247,7 @@
         <w:tc>
           <w:tcPr>
             <w:tcW w:w="1984" w:type="dxa"/>
-            <w:shd w:val="clear" w:color="auto" w:fill="BDD6EE" w:themeFill="accent5" w:themeFillTint="66"/>
+            <w:shd w:val="clear" w:color="auto" w:fill="538135" w:themeFill="accent6" w:themeFillShade="BF"/>
             <w:vAlign w:val="center"/>
           </w:tcPr>
           <w:p>
@@ -5184,16 +5258,18 @@
                 <w:rFonts w:eastAsia="Times New Roman" w:cstheme="minorHAnsi"/>
                 <w:b/>
                 <w:bCs/>
-                <w:sz w:val="28"/>
-                <w:szCs w:val="28"/>
-                <w:rtl/>
-              </w:rPr>
-            </w:pPr>
-            <w:r>
-              <w:rPr>
-                <w:rFonts w:eastAsia="Times New Roman" w:cstheme="minorHAnsi"/>
-                <w:b/>
-                <w:bCs/>
+                <w:color w:val="FFFFFF" w:themeColor="background1"/>
+                <w:sz w:val="28"/>
+                <w:szCs w:val="28"/>
+                <w:rtl/>
+              </w:rPr>
+            </w:pPr>
+            <w:r>
+              <w:rPr>
+                <w:rFonts w:eastAsia="Times New Roman" w:cstheme="minorHAnsi"/>
+                <w:b/>
+                <w:bCs/>
+                <w:color w:val="FFFFFF" w:themeColor="background1"/>
                 <w:sz w:val="28"/>
                 <w:szCs w:val="28"/>
                 <w:rtl/>
@@ -5205,7 +5281,7 @@
         <w:tc>
           <w:tcPr>
             <w:tcW w:w="1701" w:type="dxa"/>
-            <w:shd w:val="clear" w:color="auto" w:fill="BDD6EE" w:themeFill="accent5" w:themeFillTint="66"/>
+            <w:shd w:val="clear" w:color="auto" w:fill="538135" w:themeFill="accent6" w:themeFillShade="BF"/>
             <w:vAlign w:val="center"/>
           </w:tcPr>
           <w:p>
@@ -5216,16 +5292,18 @@
                 <w:rFonts w:eastAsia="Times New Roman" w:cstheme="minorHAnsi"/>
                 <w:b/>
                 <w:bCs/>
-                <w:sz w:val="28"/>
-                <w:szCs w:val="28"/>
-                <w:rtl/>
-              </w:rPr>
-            </w:pPr>
-            <w:r>
-              <w:rPr>
-                <w:rFonts w:eastAsia="Times New Roman" w:cstheme="minorHAnsi"/>
-                <w:b/>
-                <w:bCs/>
+                <w:color w:val="FFFFFF" w:themeColor="background1"/>
+                <w:sz w:val="28"/>
+                <w:szCs w:val="28"/>
+                <w:rtl/>
+              </w:rPr>
+            </w:pPr>
+            <w:r>
+              <w:rPr>
+                <w:rFonts w:eastAsia="Times New Roman" w:cstheme="minorHAnsi"/>
+                <w:b/>
+                <w:bCs/>
+                <w:color w:val="FFFFFF" w:themeColor="background1"/>
                 <w:sz w:val="28"/>
                 <w:szCs w:val="28"/>
                 <w:rtl/>
@@ -5237,7 +5315,7 @@
         <w:tc>
           <w:tcPr>
             <w:tcW w:w="2549" w:type="dxa"/>
-            <w:shd w:val="clear" w:color="auto" w:fill="BDD6EE" w:themeFill="accent5" w:themeFillTint="66"/>
+            <w:shd w:val="clear" w:color="auto" w:fill="538135" w:themeFill="accent6" w:themeFillShade="BF"/>
             <w:vAlign w:val="center"/>
           </w:tcPr>
           <w:p>
@@ -5248,16 +5326,18 @@
                 <w:rFonts w:eastAsia="Times New Roman" w:cstheme="minorHAnsi"/>
                 <w:b/>
                 <w:bCs/>
-                <w:sz w:val="28"/>
-                <w:szCs w:val="28"/>
-                <w:rtl/>
-              </w:rPr>
-            </w:pPr>
-            <w:r>
-              <w:rPr>
-                <w:rFonts w:eastAsia="Times New Roman" w:cstheme="minorHAnsi"/>
-                <w:b/>
-                <w:bCs/>
+                <w:color w:val="FFFFFF" w:themeColor="background1"/>
+                <w:sz w:val="28"/>
+                <w:szCs w:val="28"/>
+                <w:rtl/>
+              </w:rPr>
+            </w:pPr>
+            <w:r>
+              <w:rPr>
+                <w:rFonts w:eastAsia="Times New Roman" w:cstheme="minorHAnsi"/>
+                <w:b/>
+                <w:bCs/>
+                <w:color w:val="FFFFFF" w:themeColor="background1"/>
                 <w:sz w:val="28"/>
                 <w:szCs w:val="28"/>
                 <w:rtl/>
@@ -5863,7 +5943,7 @@
         <w:tc>
           <w:tcPr>
             <w:tcW w:w="1068" w:type="dxa"/>
-            <w:shd w:val="clear" w:color="auto" w:fill="BDD6EE" w:themeFill="accent5" w:themeFillTint="66"/>
+            <w:shd w:val="clear" w:color="auto" w:fill="538135" w:themeFill="accent6" w:themeFillShade="BF"/>
             <w:vAlign w:val="center"/>
           </w:tcPr>
           <w:p>
@@ -5874,16 +5954,18 @@
                 <w:rFonts w:eastAsia="Times New Roman" w:cstheme="minorHAnsi"/>
                 <w:b/>
                 <w:bCs/>
-                <w:sz w:val="28"/>
-                <w:szCs w:val="28"/>
-                <w:rtl/>
-              </w:rPr>
-            </w:pPr>
-            <w:r>
-              <w:rPr>
-                <w:rFonts w:eastAsia="Times New Roman" w:cstheme="minorHAnsi"/>
-                <w:b/>
-                <w:bCs/>
+                <w:color w:val="FFFFFF" w:themeColor="background1"/>
+                <w:sz w:val="28"/>
+                <w:szCs w:val="28"/>
+                <w:rtl/>
+              </w:rPr>
+            </w:pPr>
+            <w:r>
+              <w:rPr>
+                <w:rFonts w:eastAsia="Times New Roman" w:cstheme="minorHAnsi"/>
+                <w:b/>
+                <w:bCs/>
+                <w:color w:val="FFFFFF" w:themeColor="background1"/>
                 <w:sz w:val="28"/>
                 <w:szCs w:val="28"/>
                 <w:rtl/>
@@ -5895,7 +5977,7 @@
         <w:tc>
           <w:tcPr>
             <w:tcW w:w="1770" w:type="dxa"/>
-            <w:shd w:val="clear" w:color="auto" w:fill="BDD6EE" w:themeFill="accent5" w:themeFillTint="66"/>
+            <w:shd w:val="clear" w:color="auto" w:fill="538135" w:themeFill="accent6" w:themeFillShade="BF"/>
             <w:vAlign w:val="center"/>
           </w:tcPr>
           <w:p>
@@ -5906,16 +5988,18 @@
                 <w:rFonts w:eastAsia="Times New Roman" w:cstheme="minorHAnsi"/>
                 <w:b/>
                 <w:bCs/>
-                <w:sz w:val="28"/>
-                <w:szCs w:val="28"/>
-                <w:rtl/>
-              </w:rPr>
-            </w:pPr>
-            <w:r>
-              <w:rPr>
-                <w:rFonts w:eastAsia="Times New Roman" w:cstheme="minorHAnsi"/>
-                <w:b/>
-                <w:bCs/>
+                <w:color w:val="FFFFFF" w:themeColor="background1"/>
+                <w:sz w:val="28"/>
+                <w:szCs w:val="28"/>
+                <w:rtl/>
+              </w:rPr>
+            </w:pPr>
+            <w:r>
+              <w:rPr>
+                <w:rFonts w:eastAsia="Times New Roman" w:cstheme="minorHAnsi"/>
+                <w:b/>
+                <w:bCs/>
+                <w:color w:val="FFFFFF" w:themeColor="background1"/>
                 <w:sz w:val="28"/>
                 <w:szCs w:val="28"/>
                 <w:rtl/>
@@ -5927,7 +6011,7 @@
         <w:tc>
           <w:tcPr>
             <w:tcW w:w="1984" w:type="dxa"/>
-            <w:shd w:val="clear" w:color="auto" w:fill="BDD6EE" w:themeFill="accent5" w:themeFillTint="66"/>
+            <w:shd w:val="clear" w:color="auto" w:fill="538135" w:themeFill="accent6" w:themeFillShade="BF"/>
             <w:vAlign w:val="center"/>
           </w:tcPr>
           <w:p>
@@ -5938,16 +6022,18 @@
                 <w:rFonts w:eastAsia="Times New Roman" w:cstheme="minorHAnsi"/>
                 <w:b/>
                 <w:bCs/>
-                <w:sz w:val="28"/>
-                <w:szCs w:val="28"/>
-                <w:rtl/>
-              </w:rPr>
-            </w:pPr>
-            <w:r>
-              <w:rPr>
-                <w:rFonts w:eastAsia="Times New Roman" w:cstheme="minorHAnsi"/>
-                <w:b/>
-                <w:bCs/>
+                <w:color w:val="FFFFFF" w:themeColor="background1"/>
+                <w:sz w:val="28"/>
+                <w:szCs w:val="28"/>
+                <w:rtl/>
+              </w:rPr>
+            </w:pPr>
+            <w:r>
+              <w:rPr>
+                <w:rFonts w:eastAsia="Times New Roman" w:cstheme="minorHAnsi"/>
+                <w:b/>
+                <w:bCs/>
+                <w:color w:val="FFFFFF" w:themeColor="background1"/>
                 <w:sz w:val="28"/>
                 <w:szCs w:val="28"/>
                 <w:rtl/>
@@ -5959,7 +6045,7 @@
         <w:tc>
           <w:tcPr>
             <w:tcW w:w="1701" w:type="dxa"/>
-            <w:shd w:val="clear" w:color="auto" w:fill="BDD6EE" w:themeFill="accent5" w:themeFillTint="66"/>
+            <w:shd w:val="clear" w:color="auto" w:fill="538135" w:themeFill="accent6" w:themeFillShade="BF"/>
             <w:vAlign w:val="center"/>
           </w:tcPr>
           <w:p>
@@ -5970,16 +6056,18 @@
                 <w:rFonts w:eastAsia="Times New Roman" w:cstheme="minorHAnsi"/>
                 <w:b/>
                 <w:bCs/>
-                <w:sz w:val="28"/>
-                <w:szCs w:val="28"/>
-                <w:rtl/>
-              </w:rPr>
-            </w:pPr>
-            <w:r>
-              <w:rPr>
-                <w:rFonts w:eastAsia="Times New Roman" w:cstheme="minorHAnsi"/>
-                <w:b/>
-                <w:bCs/>
+                <w:color w:val="FFFFFF" w:themeColor="background1"/>
+                <w:sz w:val="28"/>
+                <w:szCs w:val="28"/>
+                <w:rtl/>
+              </w:rPr>
+            </w:pPr>
+            <w:r>
+              <w:rPr>
+                <w:rFonts w:eastAsia="Times New Roman" w:cstheme="minorHAnsi"/>
+                <w:b/>
+                <w:bCs/>
+                <w:color w:val="FFFFFF" w:themeColor="background1"/>
                 <w:sz w:val="28"/>
                 <w:szCs w:val="28"/>
                 <w:rtl/>
@@ -5991,7 +6079,7 @@
         <w:tc>
           <w:tcPr>
             <w:tcW w:w="2549" w:type="dxa"/>
-            <w:shd w:val="clear" w:color="auto" w:fill="BDD6EE" w:themeFill="accent5" w:themeFillTint="66"/>
+            <w:shd w:val="clear" w:color="auto" w:fill="538135" w:themeFill="accent6" w:themeFillShade="BF"/>
             <w:vAlign w:val="center"/>
           </w:tcPr>
           <w:p>
@@ -6002,16 +6090,18 @@
                 <w:rFonts w:eastAsia="Times New Roman" w:cstheme="minorHAnsi"/>
                 <w:b/>
                 <w:bCs/>
-                <w:sz w:val="28"/>
-                <w:szCs w:val="28"/>
-                <w:rtl/>
-              </w:rPr>
-            </w:pPr>
-            <w:r>
-              <w:rPr>
-                <w:rFonts w:eastAsia="Times New Roman" w:cstheme="minorHAnsi"/>
-                <w:b/>
-                <w:bCs/>
+                <w:color w:val="FFFFFF" w:themeColor="background1"/>
+                <w:sz w:val="28"/>
+                <w:szCs w:val="28"/>
+                <w:rtl/>
+              </w:rPr>
+            </w:pPr>
+            <w:r>
+              <w:rPr>
+                <w:rFonts w:eastAsia="Times New Roman" w:cstheme="minorHAnsi"/>
+                <w:b/>
+                <w:bCs/>
+                <w:color w:val="FFFFFF" w:themeColor="background1"/>
                 <w:sz w:val="28"/>
                 <w:szCs w:val="28"/>
                 <w:rtl/>
@@ -6657,7 +6747,7 @@
         <w:tc>
           <w:tcPr>
             <w:tcW w:w="1068" w:type="dxa"/>
-            <w:shd w:val="clear" w:color="auto" w:fill="BDD6EE" w:themeFill="accent5" w:themeFillTint="66"/>
+            <w:shd w:val="clear" w:color="auto" w:fill="538135" w:themeFill="accent6" w:themeFillShade="BF"/>
             <w:vAlign w:val="center"/>
           </w:tcPr>
           <w:p>
@@ -6668,16 +6758,18 @@
                 <w:rFonts w:eastAsia="Times New Roman" w:cstheme="minorHAnsi"/>
                 <w:b/>
                 <w:bCs/>
-                <w:sz w:val="28"/>
-                <w:szCs w:val="28"/>
-                <w:rtl/>
-              </w:rPr>
-            </w:pPr>
-            <w:r>
-              <w:rPr>
-                <w:rFonts w:eastAsia="Times New Roman" w:cstheme="minorHAnsi"/>
-                <w:b/>
-                <w:bCs/>
+                <w:color w:val="FFFFFF" w:themeColor="background1"/>
+                <w:sz w:val="28"/>
+                <w:szCs w:val="28"/>
+                <w:rtl/>
+              </w:rPr>
+            </w:pPr>
+            <w:r>
+              <w:rPr>
+                <w:rFonts w:eastAsia="Times New Roman" w:cstheme="minorHAnsi"/>
+                <w:b/>
+                <w:bCs/>
+                <w:color w:val="FFFFFF" w:themeColor="background1"/>
                 <w:sz w:val="28"/>
                 <w:szCs w:val="28"/>
                 <w:rtl/>
@@ -6689,7 +6781,7 @@
         <w:tc>
           <w:tcPr>
             <w:tcW w:w="1770" w:type="dxa"/>
-            <w:shd w:val="clear" w:color="auto" w:fill="BDD6EE" w:themeFill="accent5" w:themeFillTint="66"/>
+            <w:shd w:val="clear" w:color="auto" w:fill="538135" w:themeFill="accent6" w:themeFillShade="BF"/>
             <w:vAlign w:val="center"/>
           </w:tcPr>
           <w:p>
@@ -6700,16 +6792,18 @@
                 <w:rFonts w:eastAsia="Times New Roman" w:cstheme="minorHAnsi"/>
                 <w:b/>
                 <w:bCs/>
-                <w:sz w:val="28"/>
-                <w:szCs w:val="28"/>
-                <w:rtl/>
-              </w:rPr>
-            </w:pPr>
-            <w:r>
-              <w:rPr>
-                <w:rFonts w:eastAsia="Times New Roman" w:cstheme="minorHAnsi"/>
-                <w:b/>
-                <w:bCs/>
+                <w:color w:val="FFFFFF" w:themeColor="background1"/>
+                <w:sz w:val="28"/>
+                <w:szCs w:val="28"/>
+                <w:rtl/>
+              </w:rPr>
+            </w:pPr>
+            <w:r>
+              <w:rPr>
+                <w:rFonts w:eastAsia="Times New Roman" w:cstheme="minorHAnsi"/>
+                <w:b/>
+                <w:bCs/>
+                <w:color w:val="FFFFFF" w:themeColor="background1"/>
                 <w:sz w:val="28"/>
                 <w:szCs w:val="28"/>
                 <w:rtl/>
@@ -6721,7 +6815,7 @@
         <w:tc>
           <w:tcPr>
             <w:tcW w:w="1984" w:type="dxa"/>
-            <w:shd w:val="clear" w:color="auto" w:fill="BDD6EE" w:themeFill="accent5" w:themeFillTint="66"/>
+            <w:shd w:val="clear" w:color="auto" w:fill="538135" w:themeFill="accent6" w:themeFillShade="BF"/>
             <w:vAlign w:val="center"/>
           </w:tcPr>
           <w:p>
@@ -6732,16 +6826,18 @@
                 <w:rFonts w:eastAsia="Times New Roman" w:cstheme="minorHAnsi"/>
                 <w:b/>
                 <w:bCs/>
-                <w:sz w:val="28"/>
-                <w:szCs w:val="28"/>
-                <w:rtl/>
-              </w:rPr>
-            </w:pPr>
-            <w:r>
-              <w:rPr>
-                <w:rFonts w:eastAsia="Times New Roman" w:cstheme="minorHAnsi"/>
-                <w:b/>
-                <w:bCs/>
+                <w:color w:val="FFFFFF" w:themeColor="background1"/>
+                <w:sz w:val="28"/>
+                <w:szCs w:val="28"/>
+                <w:rtl/>
+              </w:rPr>
+            </w:pPr>
+            <w:r>
+              <w:rPr>
+                <w:rFonts w:eastAsia="Times New Roman" w:cstheme="minorHAnsi"/>
+                <w:b/>
+                <w:bCs/>
+                <w:color w:val="FFFFFF" w:themeColor="background1"/>
                 <w:sz w:val="28"/>
                 <w:szCs w:val="28"/>
                 <w:rtl/>
@@ -6753,7 +6849,7 @@
         <w:tc>
           <w:tcPr>
             <w:tcW w:w="1701" w:type="dxa"/>
-            <w:shd w:val="clear" w:color="auto" w:fill="BDD6EE" w:themeFill="accent5" w:themeFillTint="66"/>
+            <w:shd w:val="clear" w:color="auto" w:fill="538135" w:themeFill="accent6" w:themeFillShade="BF"/>
             <w:vAlign w:val="center"/>
           </w:tcPr>
           <w:p>
@@ -6764,16 +6860,18 @@
                 <w:rFonts w:eastAsia="Times New Roman" w:cstheme="minorHAnsi"/>
                 <w:b/>
                 <w:bCs/>
-                <w:sz w:val="28"/>
-                <w:szCs w:val="28"/>
-                <w:rtl/>
-              </w:rPr>
-            </w:pPr>
-            <w:r>
-              <w:rPr>
-                <w:rFonts w:eastAsia="Times New Roman" w:cstheme="minorHAnsi"/>
-                <w:b/>
-                <w:bCs/>
+                <w:color w:val="FFFFFF" w:themeColor="background1"/>
+                <w:sz w:val="28"/>
+                <w:szCs w:val="28"/>
+                <w:rtl/>
+              </w:rPr>
+            </w:pPr>
+            <w:r>
+              <w:rPr>
+                <w:rFonts w:eastAsia="Times New Roman" w:cstheme="minorHAnsi"/>
+                <w:b/>
+                <w:bCs/>
+                <w:color w:val="FFFFFF" w:themeColor="background1"/>
                 <w:sz w:val="28"/>
                 <w:szCs w:val="28"/>
                 <w:rtl/>
@@ -6785,7 +6883,7 @@
         <w:tc>
           <w:tcPr>
             <w:tcW w:w="2549" w:type="dxa"/>
-            <w:shd w:val="clear" w:color="auto" w:fill="BDD6EE" w:themeFill="accent5" w:themeFillTint="66"/>
+            <w:shd w:val="clear" w:color="auto" w:fill="538135" w:themeFill="accent6" w:themeFillShade="BF"/>
             <w:vAlign w:val="center"/>
           </w:tcPr>
           <w:p>
@@ -6796,16 +6894,18 @@
                 <w:rFonts w:eastAsia="Times New Roman" w:cstheme="minorHAnsi"/>
                 <w:b/>
                 <w:bCs/>
-                <w:sz w:val="28"/>
-                <w:szCs w:val="28"/>
-                <w:rtl/>
-              </w:rPr>
-            </w:pPr>
-            <w:r>
-              <w:rPr>
-                <w:rFonts w:eastAsia="Times New Roman" w:cstheme="minorHAnsi"/>
-                <w:b/>
-                <w:bCs/>
+                <w:color w:val="FFFFFF" w:themeColor="background1"/>
+                <w:sz w:val="28"/>
+                <w:szCs w:val="28"/>
+                <w:rtl/>
+              </w:rPr>
+            </w:pPr>
+            <w:r>
+              <w:rPr>
+                <w:rFonts w:eastAsia="Times New Roman" w:cstheme="minorHAnsi"/>
+                <w:b/>
+                <w:bCs/>
+                <w:color w:val="FFFFFF" w:themeColor="background1"/>
                 <w:sz w:val="28"/>
                 <w:szCs w:val="28"/>
                 <w:rtl/>
@@ -6829,7 +6929,7 @@
               <w:spacing w:before="100" w:beforeAutospacing="1" w:after="100" w:afterAutospacing="1"/>
               <w:jc w:val="center"/>
               <w:rPr>
-                <w:rFonts w:eastAsia="Times New Roman" w:cstheme="minorHAnsi" w:hint="cs"/>
+                <w:rFonts w:eastAsia="Times New Roman" w:cstheme="minorHAnsi"/>
                 <w:b/>
                 <w:bCs/>
                 <w:sz w:val="24"/>
